--- a/samples/resume-cv_006.docx
+++ b/samples/resume-cv_006.docx
@@ -3,53 +3,230 @@
 <w:document xmlns:wpc="http://schemas.microsoft.com/office/word/2010/wordprocessingCanvas" xmlns:mo="http://schemas.microsoft.com/office/mac/office/2008/main" xmlns:mc="http://schemas.openxmlformats.org/markup-compatibility/2006" xmlns:mv="urn:schemas-microsoft-com:mac:vml" xmlns:o="urn:schemas-microsoft-com:office:office" xmlns:r="http://schemas.openxmlformats.org/officeDocument/2006/relationships" xmlns:m="http://schemas.openxmlformats.org/officeDocument/2006/math" xmlns:v="urn:schemas-microsoft-com:vml" xmlns:wp14="http://schemas.microsoft.com/office/word/2010/wordprocessingDrawing" xmlns:wp="http://schemas.openxmlformats.org/drawingml/2006/wordprocessingDrawing" xmlns:w10="urn:schemas-microsoft-com:office:word" xmlns:w="http://schemas.openxmlformats.org/wordprocessingml/2006/main" xmlns:w14="http://schemas.microsoft.com/office/word/2010/wordml" xmlns:wpg="http://schemas.microsoft.com/office/word/2010/wordprocessingGroup" xmlns:wpi="http://schemas.microsoft.com/office/word/2010/wordprocessingInk" xmlns:wne="http://schemas.microsoft.com/office/word/2006/wordml" xmlns:wps="http://schemas.microsoft.com/office/word/2010/wordprocessingShape" mc:Ignorable="w14 wp14">
   <w:body>
     <w:p>
+      <w:pPr>
+        <w:spacing w:after="60"/>
+      </w:pPr>
       <w:r>
-        <w:t>姓名：赵予安</w:t>
+        <w:rPr>
+          <w:b/>
+          <w:color w:val="111111"/>
+          <w:sz w:val="48"/>
+        </w:rPr>
+        <w:t>赵予安</w:t>
+      </w:r>
+    </w:p>
+    <w:p>
+      <w:pPr>
+        <w:spacing w:after="240"/>
+      </w:pPr>
+      <w:r>
+        <w:rPr>
+          <w:color w:val="555555"/>
+          <w:sz w:val="20"/>
+        </w:rPr>
+        <w:t>求职意向：Agent 开发工程师　｜　3 年经验　｜　期望：20-30K</w:t>
+      </w:r>
+    </w:p>
+    <w:p>
+      <w:pPr>
+        <w:pStyle w:val="Heading1"/>
+      </w:pPr>
+      <w:r>
+        <w:t>个人概况</w:t>
       </w:r>
     </w:p>
     <w:p>
       <w:r>
-        <w:t>求职意向：Agent 开发</w:t>
+        <w:t>3 年全栈开发经验，熟悉业务后台、接口联调和交付流程，近一年开始参与大模型应用。能够独立完成小型 LangChain 应用，但 Agent 相关深度、评测体系和生产规模仍有限。</w:t>
       </w:r>
     </w:p>
     <w:p>
+      <w:pPr>
+        <w:pStyle w:val="Heading1"/>
+      </w:pPr>
       <w:r>
-        <w:t>教育经历：禾山大学 软件工程 硕士 2019-2022</w:t>
+        <w:t>工作经历</w:t>
       </w:r>
     </w:p>
     <w:p>
+      <w:pPr>
+        <w:pStyle w:val="Heading2"/>
+      </w:pPr>
       <w:r>
-        <w:t>工作经历：</w:t>
+        <w:t>橙湾科技｜全栈开发工程师｜2022.07-至今</w:t>
       </w:r>
     </w:p>
     <w:p>
+      <w:pPr>
+        <w:pStyle w:val="ListBullet"/>
+      </w:pPr>
       <w:r>
-        <w:t>橙湾科技 | 全栈开发 | 2022.07-至今（3 年）</w:t>
+        <w:t>负责项目管理与经营分析后台，使用 Vue、Python 和 PostgreSQL 完成需求开发与持续迭代。</w:t>
       </w:r>
     </w:p>
     <w:p>
+      <w:pPr>
+        <w:pStyle w:val="ListBullet"/>
+      </w:pPr>
       <w:r>
-        <w:t>前两年做管理后台（Vue + 普通 Python 脚本），2024 下半年才接触大模型。用 LangChain 做过一个内部周报摘要 Bot，Prompt Engineering 主要是改语气。Function Calling 接过日历查询；写操作被安全组禁止，没有重试与幂等。自称了解 Multi-Agent，实际是顺序调用两个 chain，无辩论/投票/角色分工。</w:t>
+        <w:t>维护 30+ 内部接口和定时任务，参与权限管理、操作审计及线上问题排查。</w:t>
       </w:r>
     </w:p>
     <w:p>
+      <w:pPr>
+        <w:pStyle w:val="ListBullet"/>
+      </w:pPr>
       <w:r>
-        <w:t>技能：Python、LangChain、Function Calling、Multi-Agent、Prompt Engineering、Vue</w:t>
+        <w:t>2024 年下半年加入大模型试点，使用 LangChain 开发团队周报摘要 Bot 和日历查询助手。</w:t>
       </w:r>
     </w:p>
     <w:p>
+      <w:pPr>
+        <w:pStyle w:val="ListBullet"/>
+      </w:pPr>
       <w:r>
-        <w:t>相关深度不足一年，整体偏全栈转 LLM。周报 Bot 仅在 12 人团队内使用，没有评测集，也没有 tracing。</w:t>
+        <w:t>为日历查询工具补充参数校验和超时提示；因安全限制，未接入写操作和跨系统事务。</w:t>
+      </w:r>
+    </w:p>
+    <w:p>
+      <w:pPr>
+        <w:pStyle w:val="ListBullet"/>
+      </w:pPr>
+      <w:r>
+        <w:t>配合产品调整提示词语气、摘要长度和固定输出格式，尚未建立系统化自动评测集。</w:t>
+      </w:r>
+    </w:p>
+    <w:p>
+      <w:pPr>
+        <w:pStyle w:val="Heading1"/>
+      </w:pPr>
+      <w:r>
+        <w:t>项目经历</w:t>
+      </w:r>
+    </w:p>
+    <w:p>
+      <w:pPr>
+        <w:pStyle w:val="Heading2"/>
+      </w:pPr>
+      <w:r>
+        <w:t>内部周报摘要 Bot｜独立开发</w:t>
+      </w:r>
+    </w:p>
+    <w:p>
+      <w:pPr>
+        <w:pStyle w:val="ListBullet"/>
+      </w:pPr>
+      <w:r>
+        <w:t>聚合 Jira 导出数据与成员周报，生成项目进展、风险和下周计划，服务 12 人研发团队。</w:t>
+      </w:r>
+    </w:p>
+    <w:p>
+      <w:pPr>
+        <w:pStyle w:val="ListBullet"/>
+      </w:pPr>
+      <w:r>
+        <w:t>实现长文本分段摘要与结果合并，采用人工抽查方式验收，没有正式 tracing 和成本看板。</w:t>
+      </w:r>
+    </w:p>
+    <w:p>
+      <w:pPr>
+        <w:pStyle w:val="Heading2"/>
+      </w:pPr>
+      <w:r>
+        <w:t>多角色任务助手 Demo｜技术预研</w:t>
+      </w:r>
+    </w:p>
+    <w:p>
+      <w:pPr>
+        <w:pStyle w:val="ListBullet"/>
+      </w:pPr>
+      <w:r>
+        <w:t>通过两个 Chain 顺序完成资料整理与总结，验证了角色提示词，但尚未实现并行、投票或动态任务分派。</w:t>
+      </w:r>
+    </w:p>
+    <w:p>
+      <w:pPr>
+        <w:pStyle w:val="Heading1"/>
+      </w:pPr>
+      <w:r>
+        <w:t>专业技能</w:t>
+      </w:r>
+    </w:p>
+    <w:p>
+      <w:pPr>
+        <w:pStyle w:val="ListBullet"/>
+      </w:pPr>
+      <w:r>
+        <w:t>熟练：Python、Vue、PostgreSQL、REST API、业务系统交付</w:t>
+      </w:r>
+    </w:p>
+    <w:p>
+      <w:pPr>
+        <w:pStyle w:val="ListBullet"/>
+      </w:pPr>
+      <w:r>
+        <w:t>实践：LangChain、Prompt Engineering、Function Calling、FastAPI</w:t>
+      </w:r>
+    </w:p>
+    <w:p>
+      <w:pPr>
+        <w:pStyle w:val="ListBullet"/>
+      </w:pPr>
+      <w:r>
+        <w:t>了解：Multi-Agent、向量检索、Docker、模型评测</w:t>
+      </w:r>
+    </w:p>
+    <w:p>
+      <w:pPr>
+        <w:pStyle w:val="ListBullet"/>
+      </w:pPr>
+      <w:r>
+        <w:t>待加强：生产级 Agent 架构、工具幂等与重试、可观测性、大规模用户验证</w:t>
+      </w:r>
+    </w:p>
+    <w:p>
+      <w:pPr>
+        <w:pStyle w:val="Heading1"/>
+      </w:pPr>
+      <w:r>
+        <w:t>教育经历</w:t>
+      </w:r>
+    </w:p>
+    <w:p>
+      <w:pPr>
+        <w:pStyle w:val="ListBullet"/>
+      </w:pPr>
+      <w:r>
+        <w:t>禾山大学｜软件工程｜硕士｜2019.09-2022.06</w:t>
       </w:r>
     </w:p>
     <w:sectPr>
+      <w:footerReference w:type="default" r:id="rId9"/>
       <w:pgSz w:w="12240" w:h="15840"/>
-      <w:pgMar w:top="1440" w:right="1800" w:bottom="1440" w:left="1800" w:header="720" w:footer="720" w:gutter="0"/>
+      <w:pgMar w:top="1440" w:right="1440" w:bottom="1440" w:left="1440" w:header="708" w:footer="708" w:gutter="0"/>
       <w:cols w:space="720"/>
       <w:docGrid w:linePitch="360"/>
     </w:sectPr>
   </w:body>
 </w:document>
+</file>
+
+<file path=word/footer1.xml><?xml version="1.0" encoding="utf-8"?>
+<w:ftr xmlns:m="http://schemas.openxmlformats.org/officeDocument/2006/math" xmlns:mc="http://schemas.openxmlformats.org/markup-compatibility/2006" xmlns:mo="http://schemas.microsoft.com/office/mac/office/2008/main" xmlns:mv="urn:schemas-microsoft-com:mac:vml" xmlns:o="urn:schemas-microsoft-com:office:office" xmlns:r="http://schemas.openxmlformats.org/officeDocument/2006/relationships" xmlns:v="urn:schemas-microsoft-com:vml" xmlns:w10="urn:schemas-microsoft-com:office:word" xmlns:w14="http://schemas.microsoft.com/office/word/2010/wordml" xmlns:w="http://schemas.openxmlformats.org/wordprocessingml/2006/main" xmlns:wne="http://schemas.microsoft.com/office/word/2006/wordml" xmlns:wp14="http://schemas.microsoft.com/office/word/2010/wordprocessingDrawing" xmlns:wp="http://schemas.openxmlformats.org/drawingml/2006/wordprocessingDrawing" xmlns:wpc="http://schemas.microsoft.com/office/word/2010/wordprocessingCanvas" xmlns:wpg="http://schemas.microsoft.com/office/word/2010/wordprocessingGroup" xmlns:wpi="http://schemas.microsoft.com/office/word/2010/wordprocessingInk" xmlns:wps="http://schemas.microsoft.com/office/word/2010/wordprocessingShape" mc:Ignorable="w14 wp14">
+  <w:p>
+    <w:pPr>
+      <w:pStyle w:val="Footer"/>
+      <w:jc w:val="center"/>
+    </w:pPr>
+    <w:r>
+      <w:rPr>
+        <w:color w:val="7D7D7D"/>
+        <w:sz w:val="18"/>
+      </w:rPr>
+      <w:t>简历中台公开演示样例 · 人物、组织与数据均为虚构</w:t>
+    </w:r>
+  </w:p>
+</w:ftr>
 </file>
 
 <file path=word/numbering.xml><?xml version="1.0" encoding="utf-8"?>
@@ -415,6 +592,12 @@
     <w:name w:val="Normal"/>
     <w:qFormat/>
     <w:rsid w:val="00FC693F"/>
+    <w:pPr>
+      <w:spacing w:after="120" w:line="300" w:lineRule="auto"/>
+    </w:pPr>
+    <w:rPr>
+      <w:sz w:val="22"/>
+    </w:rPr>
   </w:style>
   <w:style w:type="paragraph" w:styleId="Header">
     <w:name w:val="header"/>
@@ -471,15 +654,15 @@
     <w:pPr>
       <w:keepNext/>
       <w:keepLines/>
-      <w:spacing w:before="480" w:after="0"/>
+      <w:spacing w:before="360" w:after="200"/>
       <w:outlineLvl w:val="0"/>
     </w:pPr>
     <w:rPr>
       <w:rFonts w:asciiTheme="majorHAnsi" w:eastAsiaTheme="majorEastAsia" w:hAnsiTheme="majorHAnsi" w:cstheme="majorBidi"/>
       <w:b/>
       <w:bCs/>
-      <w:color w:val="365F91" w:themeColor="accent1" w:themeShade="BF"/>
-      <w:sz w:val="28"/>
+      <w:color w:val="2E74B5"/>
+      <w:sz w:val="32"/>
       <w:szCs w:val="28"/>
     </w:rPr>
   </w:style>
@@ -495,14 +678,14 @@
     <w:pPr>
       <w:keepNext/>
       <w:keepLines/>
-      <w:spacing w:before="200" w:after="0"/>
+      <w:spacing w:before="280" w:after="140"/>
       <w:outlineLvl w:val="1"/>
     </w:pPr>
     <w:rPr>
       <w:rFonts w:asciiTheme="majorHAnsi" w:eastAsiaTheme="majorEastAsia" w:hAnsiTheme="majorHAnsi" w:cstheme="majorBidi"/>
       <w:b/>
       <w:bCs/>
-      <w:color w:val="4F81BD" w:themeColor="accent1"/>
+      <w:color w:val="2E74B5"/>
       <w:sz w:val="26"/>
       <w:szCs w:val="26"/>
     </w:rPr>
@@ -519,14 +702,15 @@
     <w:pPr>
       <w:keepNext/>
       <w:keepLines/>
-      <w:spacing w:before="200" w:after="0"/>
+      <w:spacing w:before="200" w:after="100"/>
       <w:outlineLvl w:val="2"/>
     </w:pPr>
     <w:rPr>
       <w:rFonts w:asciiTheme="majorHAnsi" w:eastAsiaTheme="majorEastAsia" w:hAnsiTheme="majorHAnsi" w:cstheme="majorBidi"/>
       <w:b/>
       <w:bCs/>
-      <w:color w:val="4F81BD" w:themeColor="accent1"/>
+      <w:color w:val="1F4D78"/>
+      <w:sz w:val="24"/>
     </w:rPr>
   </w:style>
   <w:style w:type="paragraph" w:styleId="Heading4">
@@ -942,8 +1126,13 @@
       <w:numPr>
         <w:numId w:val="1"/>
       </w:numPr>
+      <w:spacing w:after="80" w:line="300" w:lineRule="auto"/>
+      <w:ind w:left="540" w:hanging="271"/>
       <w:contextualSpacing/>
     </w:pPr>
+    <w:rPr>
+      <w:sz w:val="22"/>
+    </w:rPr>
   </w:style>
   <w:style w:type="paragraph" w:styleId="ListBullet2">
     <w:name w:val="List Bullet 2"/>

--- a/samples/resume-cv_006.docx
+++ b/samples/resume-cv_006.docx
@@ -53,7 +53,7 @@
         <w:pStyle w:val="Heading2"/>
       </w:pPr>
       <w:r>
-        <w:t>橙湾科技｜全栈开发工程师｜2022.07-至今</w:t>
+        <w:t>橙湾科技｜全栈开发工程师｜2023.07-至今</w:t>
       </w:r>
     </w:p>
     <w:p>
@@ -197,7 +197,7 @@
         <w:pStyle w:val="ListBullet"/>
       </w:pPr>
       <w:r>
-        <w:t>禾山大学｜软件工程｜硕士｜2019.09-2022.06</w:t>
+        <w:t>禾山大学｜软件工程｜硕士</w:t>
       </w:r>
     </w:p>
     <w:sectPr>
